--- a/硬件/硬件采购表/光电象棋智能车硬件选型说明书.docx
+++ b/硬件/硬件采购表/光电象棋智能车硬件选型说明书.docx
@@ -152,6 +152,7 @@
         <w:gridCol w:w="1650"/>
         <w:gridCol w:w="1650"/>
         <w:gridCol w:w="1650"/>
+        <w:gridCol w:w="2400"/>
       </w:tblGrid>
       <w:tr>
         <w:tblPrEx>
@@ -295,6 +296,25 @@
             </w:r>
           </w:p>
         </w:tc>
+        <w:tc>
+          <w:tcPr>
+            <w:tcW w:w="1650" w:type="dxa"/>
+            <w:tcMar>
+              <w:top w:w="60" w:type="dxa"/>
+              <w:left w:w="120" w:type="dxa"/>
+              <w:bottom w:w="30" w:type="dxa"/>
+              <w:right w:w="120" w:type="dxa"/>
+            </w:tcMar>
+          </w:tcPr>
+          <w:p>
+            <w:r>
+              <w:rPr>
+                <w:b/>
+              </w:rPr>
+              <w:t>安装位置</w:t>
+            </w:r>
+          </w:p>
+        </w:tc>
       </w:tr>
       <w:tr>
         <w:tblPrEx>
@@ -438,6 +458,22 @@
             </w:r>
           </w:p>
         </w:tc>
+        <w:tc>
+          <w:tcPr>
+            <w:tcW w:w="1650" w:type="dxa"/>
+            <w:tcMar>
+              <w:top w:w="60" w:type="dxa"/>
+              <w:left w:w="120" w:type="dxa"/>
+              <w:bottom w:w="30" w:type="dxa"/>
+              <w:right w:w="120" w:type="dxa"/>
+            </w:tcMar>
+          </w:tcPr>
+          <w:p>
+            <w:r>
+              <w:t>车体上层前部，板载摄像头朝向正前方</w:t>
+            </w:r>
+          </w:p>
+        </w:tc>
       </w:tr>
       <w:tr>
         <w:tblPrEx>
@@ -578,6 +614,22 @@
                 <w:sz w:val="22"/>
               </w:rPr>
               <w:t>MicroPython原生适配，定时器、PWM、I2C外设资源充足，专为运动控制开发，响应速度快，完美适配底层运动控制Skill，性价比高、兼容性强</w:t>
+            </w:r>
+          </w:p>
+        </w:tc>
+        <w:tc>
+          <w:tcPr>
+            <w:tcW w:w="1650" w:type="dxa"/>
+            <w:tcMar>
+              <w:top w:w="60" w:type="dxa"/>
+              <w:left w:w="120" w:type="dxa"/>
+              <w:bottom w:w="30" w:type="dxa"/>
+              <w:right w:w="120" w:type="dxa"/>
+            </w:tcMar>
+          </w:tcPr>
+          <w:p>
+            <w:r>
+              <w:t>车体上层中部，与K230通过UART相邻连接</w:t>
             </w:r>
           </w:p>
         </w:tc>
@@ -611,321 +663,6 @@
       </w:r>
       <w:bookmarkEnd w:id="1"/>
     </w:p>
-    <w:tbl>
-      <w:tblPr>
-        <w:tblStyle w:val="2"/>
-        <w:tblW w:w="0" w:type="auto"/>
-        <w:tblInd w:w="0" w:type="dxa"/>
-        <w:tblBorders>
-          <w:top w:val="single" w:color="DEE0E3" w:sz="0" w:space="0"/>
-          <w:left w:val="single" w:color="DEE0E3" w:sz="0" w:space="0"/>
-          <w:bottom w:val="single" w:color="DEE0E3" w:sz="0" w:space="0"/>
-          <w:right w:val="single" w:color="DEE0E3" w:sz="0" w:space="0"/>
-          <w:insideH w:val="single" w:color="DEE0E3" w:sz="0" w:space="0"/>
-          <w:insideV w:val="single" w:color="DEE0E3" w:sz="0" w:space="0"/>
-        </w:tblBorders>
-        <w:tblLayout w:type="fixed"/>
-        <w:tblCellMar>
-          <w:top w:w="0" w:type="dxa"/>
-          <w:left w:w="10" w:type="dxa"/>
-          <w:bottom w:w="0" w:type="dxa"/>
-          <w:right w:w="10" w:type="dxa"/>
-        </w:tblCellMar>
-      </w:tblPr>
-      <w:tblGrid>
-        <w:gridCol w:w="1650"/>
-        <w:gridCol w:w="1650"/>
-        <w:gridCol w:w="1650"/>
-        <w:gridCol w:w="1650"/>
-        <w:gridCol w:w="1650"/>
-      </w:tblGrid>
-      <w:tr>
-        <w:tblPrEx>
-          <w:tblBorders>
-            <w:top w:val="single" w:color="DEE0E3" w:sz="0" w:space="0"/>
-            <w:left w:val="single" w:color="DEE0E3" w:sz="0" w:space="0"/>
-            <w:bottom w:val="single" w:color="DEE0E3" w:sz="0" w:space="0"/>
-            <w:right w:val="single" w:color="DEE0E3" w:sz="0" w:space="0"/>
-            <w:insideH w:val="single" w:color="DEE0E3" w:sz="0" w:space="0"/>
-            <w:insideV w:val="single" w:color="DEE0E3" w:sz="0" w:space="0"/>
-          </w:tblBorders>
-          <w:tblCellMar>
-            <w:top w:w="0" w:type="dxa"/>
-            <w:left w:w="10" w:type="dxa"/>
-            <w:bottom w:w="0" w:type="dxa"/>
-            <w:right w:w="10" w:type="dxa"/>
-          </w:tblCellMar>
-        </w:tblPrEx>
-        <w:tc>
-          <w:tcPr>
-            <w:tcW w:w="1650" w:type="dxa"/>
-            <w:tcMar>
-              <w:top w:w="60" w:type="dxa"/>
-              <w:left w:w="120" w:type="dxa"/>
-              <w:bottom w:w="30" w:type="dxa"/>
-              <w:right w:w="120" w:type="dxa"/>
-            </w:tcMar>
-          </w:tcPr>
-          <w:p>
-            <w:pPr>
-              <w:spacing w:before="120" w:after="120" w:line="288" w:lineRule="auto"/>
-              <w:ind w:left="0"/>
-              <w:jc w:val="left"/>
-            </w:pPr>
-            <w:r>
-              <w:rPr>
-                <w:rFonts w:ascii="Arial" w:hAnsi="Arial" w:eastAsia="等线" w:cs="Arial"/>
-                <w:sz w:val="22"/>
-              </w:rPr>
-              <w:t>硬件名称</w:t>
-            </w:r>
-          </w:p>
-        </w:tc>
-        <w:tc>
-          <w:tcPr>
-            <w:tcW w:w="1650" w:type="dxa"/>
-            <w:tcMar>
-              <w:top w:w="60" w:type="dxa"/>
-              <w:left w:w="120" w:type="dxa"/>
-              <w:bottom w:w="30" w:type="dxa"/>
-              <w:right w:w="120" w:type="dxa"/>
-            </w:tcMar>
-          </w:tcPr>
-          <w:p>
-            <w:pPr>
-              <w:spacing w:before="120" w:after="120" w:line="288" w:lineRule="auto"/>
-              <w:ind w:left="0"/>
-              <w:jc w:val="left"/>
-            </w:pPr>
-            <w:r>
-              <w:rPr>
-                <w:rFonts w:ascii="Arial" w:hAnsi="Arial" w:eastAsia="等线" w:cs="Arial"/>
-                <w:sz w:val="22"/>
-              </w:rPr>
-              <w:t>推荐型号规格</w:t>
-            </w:r>
-          </w:p>
-        </w:tc>
-        <w:tc>
-          <w:tcPr>
-            <w:tcW w:w="1650" w:type="dxa"/>
-            <w:tcMar>
-              <w:top w:w="60" w:type="dxa"/>
-              <w:left w:w="120" w:type="dxa"/>
-              <w:bottom w:w="30" w:type="dxa"/>
-              <w:right w:w="120" w:type="dxa"/>
-            </w:tcMar>
-          </w:tcPr>
-          <w:p>
-            <w:pPr>
-              <w:spacing w:before="120" w:after="120" w:line="288" w:lineRule="auto"/>
-              <w:ind w:left="0"/>
-              <w:jc w:val="left"/>
-            </w:pPr>
-            <w:r>
-              <w:rPr>
-                <w:rFonts w:ascii="Arial" w:hAnsi="Arial" w:eastAsia="等线" w:cs="Arial"/>
-                <w:sz w:val="22"/>
-              </w:rPr>
-              <w:t>数量</w:t>
-            </w:r>
-          </w:p>
-        </w:tc>
-        <w:tc>
-          <w:tcPr>
-            <w:tcW w:w="1650" w:type="dxa"/>
-            <w:tcMar>
-              <w:top w:w="60" w:type="dxa"/>
-              <w:left w:w="120" w:type="dxa"/>
-              <w:bottom w:w="30" w:type="dxa"/>
-              <w:right w:w="120" w:type="dxa"/>
-            </w:tcMar>
-          </w:tcPr>
-          <w:p>
-            <w:pPr>
-              <w:spacing w:before="120" w:after="120" w:line="288" w:lineRule="auto"/>
-              <w:ind w:left="0"/>
-              <w:jc w:val="left"/>
-            </w:pPr>
-            <w:r>
-              <w:rPr>
-                <w:rFonts w:ascii="Arial" w:hAnsi="Arial" w:eastAsia="等线" w:cs="Arial"/>
-                <w:sz w:val="22"/>
-              </w:rPr>
-              <w:t>核心功能</w:t>
-            </w:r>
-          </w:p>
-        </w:tc>
-        <w:tc>
-          <w:tcPr>
-            <w:tcW w:w="1650" w:type="dxa"/>
-            <w:tcMar>
-              <w:top w:w="60" w:type="dxa"/>
-              <w:left w:w="120" w:type="dxa"/>
-              <w:bottom w:w="30" w:type="dxa"/>
-              <w:right w:w="120" w:type="dxa"/>
-            </w:tcMar>
-          </w:tcPr>
-          <w:p>
-            <w:pPr>
-              <w:spacing w:before="120" w:after="120" w:line="288" w:lineRule="auto"/>
-              <w:ind w:left="0"/>
-              <w:jc w:val="left"/>
-            </w:pPr>
-            <w:r>
-              <w:rPr>
-                <w:rFonts w:ascii="Arial" w:hAnsi="Arial" w:eastAsia="等线" w:cs="Arial"/>
-                <w:sz w:val="22"/>
-              </w:rPr>
-              <w:t>选型理由</w:t>
-            </w:r>
-          </w:p>
-        </w:tc>
-      </w:tr>
-      <w:tr>
-        <w:tblPrEx>
-          <w:tblBorders>
-            <w:top w:val="single" w:color="DEE0E3" w:sz="0" w:space="0"/>
-            <w:left w:val="single" w:color="DEE0E3" w:sz="0" w:space="0"/>
-            <w:bottom w:val="single" w:color="DEE0E3" w:sz="0" w:space="0"/>
-            <w:right w:val="single" w:color="DEE0E3" w:sz="0" w:space="0"/>
-            <w:insideH w:val="single" w:color="DEE0E3" w:sz="0" w:space="0"/>
-            <w:insideV w:val="single" w:color="DEE0E3" w:sz="0" w:space="0"/>
-          </w:tblBorders>
-          <w:tblCellMar>
-            <w:top w:w="0" w:type="dxa"/>
-            <w:left w:w="10" w:type="dxa"/>
-            <w:bottom w:w="0" w:type="dxa"/>
-            <w:right w:w="10" w:type="dxa"/>
-          </w:tblCellMar>
-        </w:tblPrEx>
-        <w:tc>
-          <w:tcPr>
-            <w:tcW w:w="1650" w:type="dxa"/>
-            <w:tcMar>
-              <w:top w:w="60" w:type="dxa"/>
-              <w:left w:w="120" w:type="dxa"/>
-              <w:bottom w:w="30" w:type="dxa"/>
-              <w:right w:w="120" w:type="dxa"/>
-            </w:tcMar>
-          </w:tcPr>
-          <w:p>
-            <w:pPr>
-              <w:spacing w:before="120" w:after="120" w:line="288" w:lineRule="auto"/>
-              <w:ind w:left="0"/>
-              <w:jc w:val="left"/>
-            </w:pPr>
-            <w:r>
-              <w:rPr>
-                <w:rFonts w:ascii="Arial" w:hAnsi="Arial" w:eastAsia="等线" w:cs="Arial"/>
-                <w:sz w:val="22"/>
-              </w:rPr>
-              <w:t>DVP广角摄像头</w:t>
-            </w:r>
-          </w:p>
-        </w:tc>
-        <w:tc>
-          <w:tcPr>
-            <w:tcW w:w="1650" w:type="dxa"/>
-            <w:tcMar>
-              <w:top w:w="60" w:type="dxa"/>
-              <w:left w:w="120" w:type="dxa"/>
-              <w:bottom w:w="30" w:type="dxa"/>
-              <w:right w:w="120" w:type="dxa"/>
-            </w:tcMar>
-          </w:tcPr>
-          <w:p>
-            <w:pPr>
-              <w:spacing w:before="120" w:after="120" w:line="288" w:lineRule="auto"/>
-              <w:ind w:left="0"/>
-              <w:jc w:val="left"/>
-            </w:pPr>
-            <w:r>
-              <w:rPr>
-                <w:rFonts w:ascii="Arial" w:hAnsi="Arial" w:eastAsia="等线" w:cs="Arial"/>
-                <w:sz w:val="22"/>
-              </w:rPr>
-              <w:t>OV2640/GC0328 120°广角DVP摄像头（K230配套款）</w:t>
-            </w:r>
-          </w:p>
-        </w:tc>
-        <w:tc>
-          <w:tcPr>
-            <w:tcW w:w="1650" w:type="dxa"/>
-            <w:tcMar>
-              <w:top w:w="60" w:type="dxa"/>
-              <w:left w:w="120" w:type="dxa"/>
-              <w:bottom w:w="30" w:type="dxa"/>
-              <w:right w:w="120" w:type="dxa"/>
-            </w:tcMar>
-          </w:tcPr>
-          <w:p>
-            <w:pPr>
-              <w:spacing w:before="120" w:after="120" w:line="288" w:lineRule="auto"/>
-              <w:ind w:left="0"/>
-              <w:jc w:val="left"/>
-            </w:pPr>
-            <w:r>
-              <w:rPr>
-                <w:rFonts w:ascii="Arial" w:hAnsi="Arial" w:eastAsia="等线" w:cs="Arial"/>
-                <w:sz w:val="22"/>
-              </w:rPr>
-              <w:t>1</w:t>
-            </w:r>
-          </w:p>
-        </w:tc>
-        <w:tc>
-          <w:tcPr>
-            <w:tcW w:w="1650" w:type="dxa"/>
-            <w:tcMar>
-              <w:top w:w="60" w:type="dxa"/>
-              <w:left w:w="120" w:type="dxa"/>
-              <w:bottom w:w="30" w:type="dxa"/>
-              <w:right w:w="120" w:type="dxa"/>
-            </w:tcMar>
-          </w:tcPr>
-          <w:p>
-            <w:pPr>
-              <w:spacing w:before="120" w:after="120" w:line="288" w:lineRule="auto"/>
-              <w:ind w:left="0"/>
-              <w:jc w:val="left"/>
-            </w:pPr>
-            <w:r>
-              <w:rPr>
-                <w:rFonts w:ascii="Arial" w:hAnsi="Arial" w:eastAsia="等线" w:cs="Arial"/>
-                <w:sz w:val="22"/>
-              </w:rPr>
-              <w:t>赛场全景图像采集，为棋子识别Skill提供图像数据源</w:t>
-            </w:r>
-          </w:p>
-        </w:tc>
-        <w:tc>
-          <w:tcPr>
-            <w:tcW w:w="1650" w:type="dxa"/>
-            <w:tcMar>
-              <w:top w:w="60" w:type="dxa"/>
-              <w:left w:w="120" w:type="dxa"/>
-              <w:bottom w:w="30" w:type="dxa"/>
-              <w:right w:w="120" w:type="dxa"/>
-            </w:tcMar>
-          </w:tcPr>
-          <w:p>
-            <w:pPr>
-              <w:spacing w:before="120" w:after="120" w:line="288" w:lineRule="auto"/>
-              <w:ind w:left="0"/>
-              <w:jc w:val="left"/>
-            </w:pPr>
-            <w:r>
-              <w:rPr>
-                <w:rFonts w:ascii="Arial" w:hAnsi="Arial" w:eastAsia="等线" w:cs="Arial"/>
-                <w:sz w:val="22"/>
-              </w:rPr>
-              <w:t>直插K230集成接口，免接线改装；大广角覆盖完整赛场，畸变可控，适配赛场光线环境，兼顾识别精度与帧率</w:t>
-            </w:r>
-          </w:p>
-        </w:tc>
-      </w:tr>
-    </w:tbl>
     <w:p>
       <w:pPr>
         <w:pBdr>
@@ -981,6 +718,7 @@
         <w:gridCol w:w="1650"/>
         <w:gridCol w:w="1650"/>
         <w:gridCol w:w="1650"/>
+        <w:gridCol w:w="2400"/>
       </w:tblGrid>
       <w:tr>
         <w:tblPrEx>
@@ -1124,6 +862,25 @@
             </w:r>
           </w:p>
         </w:tc>
+        <w:tc>
+          <w:tcPr>
+            <w:tcW w:w="1650" w:type="dxa"/>
+            <w:tcMar>
+              <w:top w:w="60" w:type="dxa"/>
+              <w:left w:w="120" w:type="dxa"/>
+              <w:bottom w:w="30" w:type="dxa"/>
+              <w:right w:w="120" w:type="dxa"/>
+            </w:tcMar>
+          </w:tcPr>
+          <w:p>
+            <w:r>
+              <w:rPr>
+                <w:b/>
+              </w:rPr>
+              <w:t>安装位置</w:t>
+            </w:r>
+          </w:p>
+        </w:tc>
       </w:tr>
       <w:tr>
         <w:tblPrEx>
@@ -1153,117 +910,88 @@
             </w:tcMar>
           </w:tcPr>
           <w:p>
-            <w:pPr>
-              <w:spacing w:before="120" w:after="120" w:line="288" w:lineRule="auto"/>
-              <w:ind w:left="0"/>
-              <w:jc w:val="left"/>
-            </w:pPr>
-            <w:r>
-              <w:rPr>
-                <w:rFonts w:ascii="Arial" w:hAnsi="Arial" w:eastAsia="等线" w:cs="Arial"/>
-                <w:sz w:val="22"/>
-              </w:rPr>
-              <w:t>带编码器减速电机</w:t>
-            </w:r>
-          </w:p>
-        </w:tc>
-        <w:tc>
-          <w:tcPr>
-            <w:tcW w:w="1650" w:type="dxa"/>
-            <w:tcMar>
-              <w:top w:w="60" w:type="dxa"/>
-              <w:left w:w="120" w:type="dxa"/>
-              <w:bottom w:w="30" w:type="dxa"/>
-              <w:right w:w="120" w:type="dxa"/>
-            </w:tcMar>
-          </w:tcPr>
-          <w:p>
-            <w:pPr>
-              <w:spacing w:before="120" w:after="120" w:line="288" w:lineRule="auto"/>
-              <w:ind w:left="0"/>
-              <w:jc w:val="left"/>
-            </w:pPr>
-            <w:r>
-              <w:rPr>
-                <w:rFonts w:ascii="Arial" w:hAnsi="Arial" w:eastAsia="等线" w:cs="Arial"/>
-                <w:sz w:val="22"/>
-              </w:rPr>
-              <w:t>6-7.4V 直流减速电机（1:90减速比、AB相光电编码器）</w:t>
-            </w:r>
-          </w:p>
-        </w:tc>
-        <w:tc>
-          <w:tcPr>
-            <w:tcW w:w="1650" w:type="dxa"/>
-            <w:tcMar>
-              <w:top w:w="60" w:type="dxa"/>
-              <w:left w:w="120" w:type="dxa"/>
-              <w:bottom w:w="30" w:type="dxa"/>
-              <w:right w:w="120" w:type="dxa"/>
-            </w:tcMar>
-          </w:tcPr>
-          <w:p>
-            <w:pPr>
-              <w:spacing w:before="120" w:after="120" w:line="288" w:lineRule="auto"/>
-              <w:ind w:left="0"/>
-              <w:jc w:val="left"/>
-            </w:pPr>
-            <w:r>
-              <w:rPr>
-                <w:rFonts w:ascii="Arial" w:hAnsi="Arial" w:eastAsia="等线" w:cs="Arial"/>
-                <w:sz w:val="22"/>
-              </w:rPr>
-              <w:t>2</w:t>
-            </w:r>
-          </w:p>
-        </w:tc>
-        <w:tc>
-          <w:tcPr>
-            <w:tcW w:w="1650" w:type="dxa"/>
-            <w:tcMar>
-              <w:top w:w="60" w:type="dxa"/>
-              <w:left w:w="120" w:type="dxa"/>
-              <w:bottom w:w="30" w:type="dxa"/>
-              <w:right w:w="120" w:type="dxa"/>
-            </w:tcMar>
-          </w:tcPr>
-          <w:p>
-            <w:pPr>
-              <w:spacing w:before="120" w:after="120" w:line="288" w:lineRule="auto"/>
-              <w:ind w:left="0"/>
-              <w:jc w:val="left"/>
-            </w:pPr>
-            <w:r>
-              <w:rPr>
-                <w:rFonts w:ascii="Arial" w:hAnsi="Arial" w:eastAsia="等线" w:cs="Arial"/>
-                <w:sz w:val="22"/>
-              </w:rPr>
-              <w:t>整车差速行走、位移采集，为航迹推算Skill提供脉冲数据</w:t>
-            </w:r>
-          </w:p>
-        </w:tc>
-        <w:tc>
-          <w:tcPr>
-            <w:tcW w:w="1650" w:type="dxa"/>
-            <w:tcMar>
-              <w:top w:w="60" w:type="dxa"/>
-              <w:left w:w="120" w:type="dxa"/>
-              <w:bottom w:w="30" w:type="dxa"/>
-              <w:right w:w="120" w:type="dxa"/>
-            </w:tcMar>
-          </w:tcPr>
-          <w:p>
-            <w:pPr>
-              <w:spacing w:before="120" w:after="120" w:line="288" w:lineRule="auto"/>
-              <w:ind w:left="0"/>
-              <w:jc w:val="left"/>
-            </w:pPr>
-            <w:r>
-              <w:rPr>
-                <w:rFonts w:ascii="Arial" w:hAnsi="Arial" w:eastAsia="等线" w:cs="Arial"/>
-                <w:sz w:val="22"/>
-              </w:rPr>
-              <w:t>AB相光电编码器精度远高于霍尔编码器，支持精准测速、定位；适配小车载重，减速比适中，行走平稳无卡顿</w:t>
+            <w:r>
+              <w:t>TT编码器电机</w:t>
+            </w:r>
+          </w:p>
+        </w:tc>
+        <w:tc>
+          <w:tcPr>
+            <w:tcW w:w="1650" w:type="dxa"/>
+            <w:tcMar>
+              <w:top w:w="60" w:type="dxa"/>
+              <w:left w:w="120" w:type="dxa"/>
+              <w:bottom w:w="30" w:type="dxa"/>
+              <w:right w:w="120" w:type="dxa"/>
+            </w:tcMar>
+          </w:tcPr>
+          <w:p>
+            <w:r>
+              <w:t>TT编码器电机（6V、1:48减速比、AB相霍尔编码器）</w:t>
+            </w:r>
+          </w:p>
+        </w:tc>
+        <w:tc>
+          <w:tcPr>
+            <w:tcW w:w="1650" w:type="dxa"/>
+            <w:tcMar>
+              <w:top w:w="60" w:type="dxa"/>
+              <w:left w:w="120" w:type="dxa"/>
+              <w:bottom w:w="30" w:type="dxa"/>
+              <w:right w:w="120" w:type="dxa"/>
+            </w:tcMar>
+          </w:tcPr>
+          <w:p>
+            <w:r>
+              <w:t>4</w:t>
+            </w:r>
+          </w:p>
+        </w:tc>
+        <w:tc>
+          <w:tcPr>
+            <w:tcW w:w="1650" w:type="dxa"/>
+            <w:tcMar>
+              <w:top w:w="60" w:type="dxa"/>
+              <w:left w:w="120" w:type="dxa"/>
+              <w:bottom w:w="30" w:type="dxa"/>
+              <w:right w:w="120" w:type="dxa"/>
+            </w:tcMar>
+          </w:tcPr>
+          <w:p>
+            <w:r>
+              <w:t>四驱行走、差速转向、位移采集，为航迹推算提供脉冲数据</w:t>
+            </w:r>
+          </w:p>
+        </w:tc>
+        <w:tc>
+          <w:tcPr>
+            <w:tcW w:w="1650" w:type="dxa"/>
+            <w:tcMar>
+              <w:top w:w="60" w:type="dxa"/>
+              <w:left w:w="120" w:type="dxa"/>
+              <w:bottom w:w="30" w:type="dxa"/>
+              <w:right w:w="120" w:type="dxa"/>
+            </w:tcMar>
+          </w:tcPr>
+          <w:p>
+            <w:r>
+              <w:t>四驱牵引力大、越障能力强；AB相霍尔编码器支持精准测速与定位；同侧并联驱动，控制逻辑与双轮差速一致，代码适配简单</w:t>
+            </w:r>
+          </w:p>
+        </w:tc>
+        <w:tc>
+          <w:tcPr>
+            <w:tcW w:w="1650" w:type="dxa"/>
+            <w:tcMar>
+              <w:top w:w="60" w:type="dxa"/>
+              <w:left w:w="120" w:type="dxa"/>
+              <w:bottom w:w="30" w:type="dxa"/>
+              <w:right w:w="120" w:type="dxa"/>
+            </w:tcMar>
+          </w:tcPr>
+          <w:p>
+            <w:r>
+              <w:t>底盘前后左右四个轮轴位置</w:t>
             </w:r>
           </w:p>
         </w:tc>
@@ -1296,16 +1024,7 @@
             </w:tcMar>
           </w:tcPr>
           <w:p>
-            <w:pPr>
-              <w:spacing w:before="120" w:after="120" w:line="288" w:lineRule="auto"/>
-              <w:ind w:left="0"/>
-              <w:jc w:val="left"/>
-            </w:pPr>
-            <w:r>
-              <w:rPr>
-                <w:rFonts w:ascii="Arial" w:hAnsi="Arial" w:eastAsia="等线" w:cs="Arial"/>
-                <w:sz w:val="22"/>
-              </w:rPr>
+            <w:r>
               <w:t>电机驱动模块</w:t>
             </w:r>
           </w:p>
@@ -1321,41 +1040,23 @@
             </w:tcMar>
           </w:tcPr>
           <w:p>
-            <w:pPr>
-              <w:spacing w:before="120" w:after="120" w:line="288" w:lineRule="auto"/>
-              <w:ind w:left="0"/>
-              <w:jc w:val="left"/>
-            </w:pPr>
-            <w:r>
-              <w:rPr>
-                <w:rFonts w:ascii="Arial" w:hAnsi="Arial" w:eastAsia="等线" w:cs="Arial"/>
-                <w:sz w:val="22"/>
-              </w:rPr>
-              <w:t>TB6612FNG 双路电机驱动</w:t>
-            </w:r>
-          </w:p>
-        </w:tc>
-        <w:tc>
-          <w:tcPr>
-            <w:tcW w:w="1650" w:type="dxa"/>
-            <w:tcMar>
-              <w:top w:w="60" w:type="dxa"/>
-              <w:left w:w="120" w:type="dxa"/>
-              <w:bottom w:w="30" w:type="dxa"/>
-              <w:right w:w="120" w:type="dxa"/>
-            </w:tcMar>
-          </w:tcPr>
-          <w:p>
-            <w:pPr>
-              <w:spacing w:before="120" w:after="120" w:line="288" w:lineRule="auto"/>
-              <w:ind w:left="0"/>
-              <w:jc w:val="left"/>
-            </w:pPr>
-            <w:r>
-              <w:rPr>
-                <w:rFonts w:ascii="Arial" w:hAnsi="Arial" w:eastAsia="等线" w:cs="Arial"/>
-                <w:sz w:val="22"/>
-              </w:rPr>
+            <w:r>
+              <w:t>四路智能电机驱动模块（AT8236×4+MCU协处理器，UART/I2C通信）</w:t>
+            </w:r>
+          </w:p>
+        </w:tc>
+        <w:tc>
+          <w:tcPr>
+            <w:tcW w:w="1650" w:type="dxa"/>
+            <w:tcMar>
+              <w:top w:w="60" w:type="dxa"/>
+              <w:left w:w="120" w:type="dxa"/>
+              <w:bottom w:w="30" w:type="dxa"/>
+              <w:right w:w="120" w:type="dxa"/>
+            </w:tcMar>
+          </w:tcPr>
+          <w:p>
+            <w:r>
               <w:t>1</w:t>
             </w:r>
           </w:p>
@@ -1371,42 +1072,40 @@
             </w:tcMar>
           </w:tcPr>
           <w:p>
-            <w:pPr>
-              <w:spacing w:before="120" w:after="120" w:line="288" w:lineRule="auto"/>
-              <w:ind w:left="0"/>
-              <w:jc w:val="left"/>
-            </w:pPr>
-            <w:r>
-              <w:rPr>
-                <w:rFonts w:ascii="Arial" w:hAnsi="Arial" w:eastAsia="等线" w:cs="Arial"/>
-                <w:sz w:val="22"/>
-              </w:rPr>
-              <w:t>接收ESP32指令，PWM调速驱动双电机，控制小车前进、后退、转向</w:t>
-            </w:r>
-          </w:p>
-        </w:tc>
-        <w:tc>
-          <w:tcPr>
-            <w:tcW w:w="1650" w:type="dxa"/>
-            <w:tcMar>
-              <w:top w:w="60" w:type="dxa"/>
-              <w:left w:w="120" w:type="dxa"/>
-              <w:bottom w:w="30" w:type="dxa"/>
-              <w:right w:w="120" w:type="dxa"/>
-            </w:tcMar>
-          </w:tcPr>
-          <w:p>
-            <w:pPr>
-              <w:spacing w:before="120" w:after="120" w:line="288" w:lineRule="auto"/>
-              <w:ind w:left="0"/>
-              <w:jc w:val="left"/>
-            </w:pPr>
-            <w:r>
-              <w:rPr>
-                <w:rFonts w:ascii="Arial" w:hAnsi="Arial" w:eastAsia="等线" w:cs="Arial"/>
-                <w:sz w:val="22"/>
-              </w:rPr>
-              <w:t>替代传统L298N，体积小、发热低、效率高、响应快，无电流卡顿，完美适配电机PID控制Skill，稳定性极强</w:t>
+            <w:r>
+              <w:t>UART/I2C通信控制4路电机，内置PID调速与编码器读取，输出M1~M4对应四轮</w:t>
+            </w:r>
+          </w:p>
+        </w:tc>
+        <w:tc>
+          <w:tcPr>
+            <w:tcW w:w="1650" w:type="dxa"/>
+            <w:tcMar>
+              <w:top w:w="60" w:type="dxa"/>
+              <w:left w:w="120" w:type="dxa"/>
+              <w:bottom w:w="30" w:type="dxa"/>
+              <w:right w:w="120" w:type="dxa"/>
+            </w:tcMar>
+          </w:tcPr>
+          <w:p>
+            <w:r>
+              <w:t>单模块驱动四路电机，内置PID与编码器，大幅简化接线降低故障；单路4A持续电流动力充足；支持TT编码器电机</w:t>
+            </w:r>
+          </w:p>
+        </w:tc>
+        <w:tc>
+          <w:tcPr>
+            <w:tcW w:w="1650" w:type="dxa"/>
+            <w:tcMar>
+              <w:top w:w="60" w:type="dxa"/>
+              <w:left w:w="120" w:type="dxa"/>
+              <w:bottom w:w="30" w:type="dxa"/>
+              <w:right w:w="120" w:type="dxa"/>
+            </w:tcMar>
+          </w:tcPr>
+          <w:p>
+            <w:r>
+              <w:t>车体上层中部，靠近电机布置</w:t>
             </w:r>
           </w:p>
         </w:tc>
@@ -1467,6 +1166,7 @@
         <w:gridCol w:w="1650"/>
         <w:gridCol w:w="1650"/>
         <w:gridCol w:w="1650"/>
+        <w:gridCol w:w="2400"/>
       </w:tblGrid>
       <w:tr>
         <w:tblPrEx>
@@ -1610,6 +1310,25 @@
             </w:r>
           </w:p>
         </w:tc>
+        <w:tc>
+          <w:tcPr>
+            <w:tcW w:w="1650" w:type="dxa"/>
+            <w:tcMar>
+              <w:top w:w="60" w:type="dxa"/>
+              <w:left w:w="120" w:type="dxa"/>
+              <w:bottom w:w="30" w:type="dxa"/>
+              <w:right w:w="120" w:type="dxa"/>
+            </w:tcMar>
+          </w:tcPr>
+          <w:p>
+            <w:r>
+              <w:rPr>
+                <w:b/>
+              </w:rPr>
+              <w:t>安装位置</w:t>
+            </w:r>
+          </w:p>
+        </w:tc>
       </w:tr>
       <w:tr>
         <w:tblPrEx>
@@ -1639,42 +1358,24 @@
             </w:tcMar>
           </w:tcPr>
           <w:p>
-            <w:pPr>
-              <w:spacing w:before="120" w:after="120" w:line="288" w:lineRule="auto"/>
-              <w:ind w:left="0"/>
-              <w:jc w:val="left"/>
-            </w:pPr>
-            <w:r>
-              <w:rPr>
-                <w:rFonts w:ascii="Arial" w:hAnsi="Arial" w:eastAsia="等线" w:cs="Arial"/>
-                <w:sz w:val="22"/>
-              </w:rPr>
-              <w:t>差速底盘总成</w:t>
-            </w:r>
-          </w:p>
-        </w:tc>
-        <w:tc>
-          <w:tcPr>
-            <w:tcW w:w="1650" w:type="dxa"/>
-            <w:tcMar>
-              <w:top w:w="60" w:type="dxa"/>
-              <w:left w:w="120" w:type="dxa"/>
-              <w:bottom w:w="30" w:type="dxa"/>
-              <w:right w:w="120" w:type="dxa"/>
-            </w:tcMar>
-          </w:tcPr>
-          <w:p>
-            <w:pPr>
-              <w:spacing w:before="120" w:after="120" w:line="288" w:lineRule="auto"/>
-              <w:ind w:left="0"/>
-              <w:jc w:val="left"/>
-            </w:pPr>
-            <w:r>
-              <w:rPr>
-                <w:rFonts w:ascii="Arial" w:hAnsi="Arial" w:eastAsia="等线" w:cs="Arial"/>
-                <w:sz w:val="22"/>
-              </w:rPr>
-              <w:t>双轮差速底盘+球头万向轮（宽度≤180mm）</w:t>
+            <w:r>
+              <w:t>四驱轮式底盘总成</w:t>
+            </w:r>
+          </w:p>
+        </w:tc>
+        <w:tc>
+          <w:tcPr>
+            <w:tcW w:w="1650" w:type="dxa"/>
+            <w:tcMar>
+              <w:top w:w="60" w:type="dxa"/>
+              <w:left w:w="120" w:type="dxa"/>
+              <w:bottom w:w="30" w:type="dxa"/>
+              <w:right w:w="120" w:type="dxa"/>
+            </w:tcMar>
+          </w:tcPr>
+          <w:p>
+            <w:r>
+              <w:t>四驱轮式小车底盘（228×148×102.15mm，65mm橡胶轮，含4×TT编码器电机）</w:t>
             </w:r>
           </w:p>
         </w:tc>
@@ -1714,42 +1415,40 @@
             </w:tcMar>
           </w:tcPr>
           <w:p>
-            <w:pPr>
-              <w:spacing w:before="120" w:after="120" w:line="288" w:lineRule="auto"/>
-              <w:ind w:left="0"/>
-              <w:jc w:val="left"/>
-            </w:pPr>
-            <w:r>
-              <w:rPr>
-                <w:rFonts w:ascii="Arial" w:hAnsi="Arial" w:eastAsia="等线" w:cs="Arial"/>
-                <w:sz w:val="22"/>
-              </w:rPr>
-              <w:t>整车承载、差速转向、行走运动</w:t>
-            </w:r>
-          </w:p>
-        </w:tc>
-        <w:tc>
-          <w:tcPr>
-            <w:tcW w:w="1650" w:type="dxa"/>
-            <w:tcMar>
-              <w:top w:w="60" w:type="dxa"/>
-              <w:left w:w="120" w:type="dxa"/>
-              <w:bottom w:w="30" w:type="dxa"/>
-              <w:right w:w="120" w:type="dxa"/>
-            </w:tcMar>
-          </w:tcPr>
-          <w:p>
-            <w:pPr>
-              <w:spacing w:before="120" w:after="120" w:line="288" w:lineRule="auto"/>
-              <w:ind w:left="0"/>
-              <w:jc w:val="left"/>
-            </w:pPr>
-            <w:r>
-              <w:rPr>
-                <w:rFonts w:ascii="Arial" w:hAnsi="Arial" w:eastAsia="等线" w:cs="Arial"/>
-                <w:sz w:val="22"/>
-              </w:rPr>
-              <w:t>尺寸符合赛事规格，结构稳固，适配编码器电机安装；采用球头万向轮替代传统摆臂式万向从动轮，无摆臂甩动、不会勾挂碾压棋子，支撑高度恒定，推棋过程车体姿态稳定，行走平稳不超重、不超尺寸</w:t>
+            <w:r>
+              <w:t>整车承载、四驱差速转向、行走运动</w:t>
+            </w:r>
+          </w:p>
+        </w:tc>
+        <w:tc>
+          <w:tcPr>
+            <w:tcW w:w="1650" w:type="dxa"/>
+            <w:tcMar>
+              <w:top w:w="60" w:type="dxa"/>
+              <w:left w:w="120" w:type="dxa"/>
+              <w:bottom w:w="30" w:type="dxa"/>
+              <w:right w:w="120" w:type="dxa"/>
+            </w:tcMar>
+          </w:tcPr>
+          <w:p>
+            <w:r>
+              <w:t>铝合金双层结构稳固，四轮驱动牵引力强、越障好；尺寸符合赛事规格，推棋过程车体姿态稳定，行走平稳不超重、不超尺寸</w:t>
+            </w:r>
+          </w:p>
+        </w:tc>
+        <w:tc>
+          <w:tcPr>
+            <w:tcW w:w="1650" w:type="dxa"/>
+            <w:tcMar>
+              <w:top w:w="60" w:type="dxa"/>
+              <w:left w:w="120" w:type="dxa"/>
+              <w:bottom w:w="30" w:type="dxa"/>
+              <w:right w:w="120" w:type="dxa"/>
+            </w:tcMar>
+          </w:tcPr>
+          <w:p>
+            <w:r>
+              <w:t>整车基础结构</w:t>
             </w:r>
           </w:p>
         </w:tc>
@@ -1896,6 +1595,22 @@
             </w:r>
           </w:p>
         </w:tc>
+        <w:tc>
+          <w:tcPr>
+            <w:tcW w:w="1650" w:type="dxa"/>
+            <w:tcMar>
+              <w:top w:w="60" w:type="dxa"/>
+              <w:left w:w="120" w:type="dxa"/>
+              <w:bottom w:w="30" w:type="dxa"/>
+              <w:right w:w="120" w:type="dxa"/>
+            </w:tcMar>
+          </w:tcPr>
+          <w:p>
+            <w:r>
+              <w:t>车体前部上方</w:t>
+            </w:r>
+          </w:p>
+        </w:tc>
       </w:tr>
       <w:tr>
         <w:tblPrEx>
@@ -2039,6 +1754,22 @@
             </w:r>
           </w:p>
         </w:tc>
+        <w:tc>
+          <w:tcPr>
+            <w:tcW w:w="1650" w:type="dxa"/>
+            <w:tcMar>
+              <w:top w:w="60" w:type="dxa"/>
+              <w:left w:w="120" w:type="dxa"/>
+              <w:bottom w:w="30" w:type="dxa"/>
+              <w:right w:w="120" w:type="dxa"/>
+            </w:tcMar>
+          </w:tcPr>
+          <w:p>
+            <w:r>
+              <w:t>安装于二自由度云台上</w:t>
+            </w:r>
+          </w:p>
+        </w:tc>
       </w:tr>
       <w:tr>
         <w:tblPrEx>
@@ -2179,6 +1910,22 @@
                 <w:sz w:val="22"/>
               </w:rPr>
               <w:t>尺寸适配赛事棋子，重量轻、硬度足够，推棋稳定不失误</w:t>
+            </w:r>
+          </w:p>
+        </w:tc>
+        <w:tc>
+          <w:tcPr>
+            <w:tcW w:w="1650" w:type="dxa"/>
+            <w:tcMar>
+              <w:top w:w="60" w:type="dxa"/>
+              <w:left w:w="120" w:type="dxa"/>
+              <w:bottom w:w="30" w:type="dxa"/>
+              <w:right w:w="120" w:type="dxa"/>
+            </w:tcMar>
+          </w:tcPr>
+          <w:p>
+            <w:r>
+              <w:t>车体最前端正中</w:t>
             </w:r>
           </w:p>
         </w:tc>
@@ -2239,6 +1986,7 @@
         <w:gridCol w:w="1650"/>
         <w:gridCol w:w="1650"/>
         <w:gridCol w:w="1650"/>
+        <w:gridCol w:w="2400"/>
       </w:tblGrid>
       <w:tr>
         <w:tblPrEx>
@@ -2250,6 +1998,12 @@
             <w:insideH w:val="single" w:color="DEE0E3" w:sz="0" w:space="0"/>
             <w:insideV w:val="single" w:color="DEE0E3" w:sz="0" w:space="0"/>
           </w:tblBorders>
+          <w:tblCellMar>
+            <w:top w:w="0" w:type="dxa"/>
+            <w:left w:w="10" w:type="dxa"/>
+            <w:bottom w:w="0" w:type="dxa"/>
+            <w:right w:w="10" w:type="dxa"/>
+          </w:tblCellMar>
         </w:tblPrEx>
         <w:tc>
           <w:tcPr>
@@ -2373,6 +2127,25 @@
                 <w:sz w:val="22"/>
               </w:rPr>
               <w:t>选型理由</w:t>
+            </w:r>
+          </w:p>
+        </w:tc>
+        <w:tc>
+          <w:tcPr>
+            <w:tcW w:w="1650" w:type="dxa"/>
+            <w:tcMar>
+              <w:top w:w="60" w:type="dxa"/>
+              <w:left w:w="120" w:type="dxa"/>
+              <w:bottom w:w="30" w:type="dxa"/>
+              <w:right w:w="120" w:type="dxa"/>
+            </w:tcMar>
+          </w:tcPr>
+          <w:p>
+            <w:r>
+              <w:rPr>
+                <w:b/>
+              </w:rPr>
+              <w:t>安装位置</w:t>
             </w:r>
           </w:p>
         </w:tc>
@@ -2519,6 +2292,22 @@
             </w:r>
           </w:p>
         </w:tc>
+        <w:tc>
+          <w:tcPr>
+            <w:tcW w:w="1650" w:type="dxa"/>
+            <w:tcMar>
+              <w:top w:w="60" w:type="dxa"/>
+              <w:left w:w="120" w:type="dxa"/>
+              <w:bottom w:w="30" w:type="dxa"/>
+              <w:right w:w="120" w:type="dxa"/>
+            </w:tcMar>
+          </w:tcPr>
+          <w:p>
+            <w:r>
+              <w:t>车体几何中心，Z轴朝上、X轴指车头</w:t>
+            </w:r>
+          </w:p>
+        </w:tc>
       </w:tr>
       <w:tr>
         <w:tblPrEx>
@@ -2659,6 +2448,22 @@
                 <w:sz w:val="22"/>
               </w:rPr>
               <w:t>功率＜1mW，完全符合赛事安全规则；测距精准、响应快，适配避障Skill，抗光线干扰能力强</w:t>
+            </w:r>
+          </w:p>
+        </w:tc>
+        <w:tc>
+          <w:tcPr>
+            <w:tcW w:w="1650" w:type="dxa"/>
+            <w:tcMar>
+              <w:top w:w="60" w:type="dxa"/>
+              <w:left w:w="120" w:type="dxa"/>
+              <w:bottom w:w="30" w:type="dxa"/>
+              <w:right w:w="120" w:type="dxa"/>
+            </w:tcMar>
+          </w:tcPr>
+          <w:p>
+            <w:r>
+              <w:t>车头左右两侧各一个</w:t>
             </w:r>
           </w:p>
         </w:tc>
@@ -2719,6 +2524,7 @@
         <w:gridCol w:w="1650"/>
         <w:gridCol w:w="1650"/>
         <w:gridCol w:w="1650"/>
+        <w:gridCol w:w="2400"/>
       </w:tblGrid>
       <w:tr>
         <w:tblPrEx>
@@ -2862,6 +2668,25 @@
             </w:r>
           </w:p>
         </w:tc>
+        <w:tc>
+          <w:tcPr>
+            <w:tcW w:w="1650" w:type="dxa"/>
+            <w:tcMar>
+              <w:top w:w="60" w:type="dxa"/>
+              <w:left w:w="120" w:type="dxa"/>
+              <w:bottom w:w="30" w:type="dxa"/>
+              <w:right w:w="120" w:type="dxa"/>
+            </w:tcMar>
+          </w:tcPr>
+          <w:p>
+            <w:r>
+              <w:rPr>
+                <w:b/>
+              </w:rPr>
+              <w:t>安装位置</w:t>
+            </w:r>
+          </w:p>
+        </w:tc>
       </w:tr>
       <w:tr>
         <w:tblPrEx>
@@ -3005,6 +2830,22 @@
             </w:r>
           </w:p>
         </w:tc>
+        <w:tc>
+          <w:tcPr>
+            <w:tcW w:w="1650" w:type="dxa"/>
+            <w:tcMar>
+              <w:top w:w="60" w:type="dxa"/>
+              <w:left w:w="120" w:type="dxa"/>
+              <w:bottom w:w="30" w:type="dxa"/>
+              <w:right w:w="120" w:type="dxa"/>
+            </w:tcMar>
+          </w:tcPr>
+          <w:p>
+            <w:r>
+              <w:t>车体上层后部</w:t>
+            </w:r>
+          </w:p>
+        </w:tc>
       </w:tr>
       <w:tr>
         <w:tblPrEx>
@@ -3148,6 +2989,22 @@
             </w:r>
           </w:p>
         </w:tc>
+        <w:tc>
+          <w:tcPr>
+            <w:tcW w:w="1650" w:type="dxa"/>
+            <w:tcMar>
+              <w:top w:w="60" w:type="dxa"/>
+              <w:left w:w="120" w:type="dxa"/>
+              <w:bottom w:w="30" w:type="dxa"/>
+              <w:right w:w="120" w:type="dxa"/>
+            </w:tcMar>
+          </w:tcPr>
+          <w:p>
+            <w:r>
+              <w:t>车体上层中部，靠近电池与四路电机驱动模块</w:t>
+            </w:r>
+          </w:p>
+        </w:tc>
       </w:tr>
       <w:tr>
         <w:tblPrEx>
@@ -3291,6 +3148,22 @@
             </w:r>
           </w:p>
         </w:tc>
+        <w:tc>
+          <w:tcPr>
+            <w:tcW w:w="1650" w:type="dxa"/>
+            <w:tcMar>
+              <w:top w:w="60" w:type="dxa"/>
+              <w:left w:w="120" w:type="dxa"/>
+              <w:bottom w:w="30" w:type="dxa"/>
+              <w:right w:w="120" w:type="dxa"/>
+            </w:tcMar>
+          </w:tcPr>
+          <w:p>
+            <w:r>
+              <w:t>车体侧面便于操作处</w:t>
+            </w:r>
+          </w:p>
+        </w:tc>
       </w:tr>
       <w:tr>
         <w:tblPrEx>
@@ -3431,6 +3304,22 @@
                 <w:sz w:val="22"/>
               </w:rPr>
               <w:t>解决电机工作干扰导致的视觉、主控死机问题，大幅提升整车稳定性，竞赛必备配件</w:t>
+            </w:r>
+          </w:p>
+        </w:tc>
+        <w:tc>
+          <w:tcPr>
+            <w:tcW w:w="1650" w:type="dxa"/>
+            <w:tcMar>
+              <w:top w:w="60" w:type="dxa"/>
+              <w:left w:w="120" w:type="dxa"/>
+              <w:bottom w:w="30" w:type="dxa"/>
+              <w:right w:w="120" w:type="dxa"/>
+            </w:tcMar>
+          </w:tcPr>
+          <w:p>
+            <w:r>
+              <w:t>就近并联于四路电机驱动模块的VM输入端</w:t>
             </w:r>
           </w:p>
         </w:tc>
@@ -3489,6 +3378,7 @@
         <w:gridCol w:w="2760"/>
         <w:gridCol w:w="2760"/>
         <w:gridCol w:w="2760"/>
+        <w:gridCol w:w="2400"/>
       </w:tblGrid>
       <w:tr>
         <w:tblPrEx>
@@ -3582,6 +3472,25 @@
             </w:r>
           </w:p>
         </w:tc>
+        <w:tc>
+          <w:tcPr>
+            <w:tcW w:w="2760" w:type="dxa"/>
+            <w:tcMar>
+              <w:top w:w="60" w:type="dxa"/>
+              <w:left w:w="120" w:type="dxa"/>
+              <w:bottom w:w="30" w:type="dxa"/>
+              <w:right w:w="120" w:type="dxa"/>
+            </w:tcMar>
+          </w:tcPr>
+          <w:p>
+            <w:r>
+              <w:rPr>
+                <w:b/>
+              </w:rPr>
+              <w:t>安装位置</w:t>
+            </w:r>
+          </w:p>
+        </w:tc>
       </w:tr>
       <w:tr>
         <w:tblPrEx>
@@ -3675,6 +3584,22 @@
             </w:r>
           </w:p>
         </w:tc>
+        <w:tc>
+          <w:tcPr>
+            <w:tcW w:w="2760" w:type="dxa"/>
+            <w:tcMar>
+              <w:top w:w="60" w:type="dxa"/>
+              <w:left w:w="120" w:type="dxa"/>
+              <w:bottom w:w="30" w:type="dxa"/>
+              <w:right w:w="120" w:type="dxa"/>
+            </w:tcMar>
+          </w:tcPr>
+          <w:p>
+            <w:r>
+              <w:t>按需布置，走线沿底盘边缘</w:t>
+            </w:r>
+          </w:p>
+        </w:tc>
       </w:tr>
       <w:tr>
         <w:tblPrEx>
@@ -3768,6 +3693,22 @@
             </w:r>
           </w:p>
         </w:tc>
+        <w:tc>
+          <w:tcPr>
+            <w:tcW w:w="2760" w:type="dxa"/>
+            <w:tcMar>
+              <w:top w:w="60" w:type="dxa"/>
+              <w:left w:w="120" w:type="dxa"/>
+              <w:bottom w:w="30" w:type="dxa"/>
+              <w:right w:w="120" w:type="dxa"/>
+            </w:tcMar>
+          </w:tcPr>
+          <w:p>
+            <w:r>
+              <w:t>固定各电路板、云台、电池等</w:t>
+            </w:r>
+          </w:p>
+        </w:tc>
       </w:tr>
       <w:tr>
         <w:tblPrEx>
@@ -3861,6 +3802,22 @@
             </w:r>
           </w:p>
         </w:tc>
+        <w:tc>
+          <w:tcPr>
+            <w:tcW w:w="2760" w:type="dxa"/>
+            <w:tcMar>
+              <w:top w:w="60" w:type="dxa"/>
+              <w:left w:w="120" w:type="dxa"/>
+              <w:bottom w:w="30" w:type="dxa"/>
+              <w:right w:w="120" w:type="dxa"/>
+            </w:tcMar>
+          </w:tcPr>
+          <w:p>
+            <w:r>
+              <w:t>线路绝缘防护</w:t>
+            </w:r>
+          </w:p>
+        </w:tc>
       </w:tr>
       <w:tr>
         <w:tblPrEx>
@@ -3951,6 +3908,22 @@
                 <w:sz w:val="22"/>
               </w:rPr>
               <w:t>固定摄像头、电池、驱动模块，优化整车结构布局</w:t>
+            </w:r>
+          </w:p>
+        </w:tc>
+        <w:tc>
+          <w:tcPr>
+            <w:tcW w:w="2760" w:type="dxa"/>
+            <w:tcMar>
+              <w:top w:w="60" w:type="dxa"/>
+              <w:left w:w="120" w:type="dxa"/>
+              <w:bottom w:w="30" w:type="dxa"/>
+              <w:right w:w="120" w:type="dxa"/>
+            </w:tcMar>
+          </w:tcPr>
+          <w:p>
+            <w:r>
+              <w:t>按需定制，固定各模块</w:t>
             </w:r>
           </w:p>
         </w:tc>
@@ -4039,8 +4012,10 @@
           <w:rFonts w:ascii="Arial" w:hAnsi="Arial" w:eastAsia="等线" w:cs="Arial"/>
           <w:sz w:val="22"/>
         </w:rPr>
-        <w:t>所有硬件选型完全匹配Trae开发的K230视觉Skill、ESP32运动控制Skill模块化架构，硬件接口、通信协议、控制逻辑一一对应，无需二次改配。</w:t>
+        <w:t>所有硬件选型完全匹配开发的K230视觉Skill、ESP32运动控制Skill模块化架构，硬件接口、通信协议、控制逻辑一一对应，无需二次改配。</w:t>
       </w:r>
+      <w:bookmarkStart w:id="8" w:name="_GoBack"/>
+      <w:bookmarkEnd w:id="8"/>
     </w:p>
     <w:p>
       <w:pPr>
@@ -4077,8 +4052,6 @@
         <w:ind w:left="0"/>
         <w:jc w:val="left"/>
       </w:pPr>
-      <w:bookmarkStart w:id="8" w:name="_GoBack"/>
-      <w:bookmarkEnd w:id="8"/>
     </w:p>
     <w:sectPr>
       <w:headerReference r:id="rId3" w:type="default"/>
@@ -4371,6 +4344,7 @@
       <w:jc w:val="both"/>
     </w:pPr>
     <w:rPr>
+      <w:rFonts w:asciiTheme="minorHAnsi" w:hAnsiTheme="minorHAnsi" w:eastAsiaTheme="minorEastAsia" w:cstheme="minorBidi"/>
       <w:sz w:val="21"/>
       <w:szCs w:val="22"/>
     </w:rPr>
